--- a/kurs/classroom-pack/vecka-09/larare-arbete-felsok-facit.docx
+++ b/kurs/classroom-pack/vecka-09/larare-arbete-felsok-facit.docx
@@ -115,7 +115,7 @@
                 <w:color w:val="111111"/>
                 <w:sz w:val="22"/>
               </w:rPr>
-              <w:t>Elarbete</w:t>
+              <w:t>Elarbete + felsökning</w:t>
             </w:r>
           </w:p>
         </w:tc>

--- a/kurs/classroom-pack/vecka-09/larare-arbete-felsok-facit.docx
+++ b/kurs/classroom-pack/vecka-09/larare-arbete-felsok-facit.docx
@@ -381,7 +381,156 @@
           <w:color w:val="111111"/>
           <w:sz w:val="21"/>
         </w:rPr>
-        <w:t xml:space="preserve"> Kedja: 1 symptom, 2 isolation/tvåpol, 3 ritning styr/last, 4 instrument, 5 ett test. 440 = look-not-touch. PE-jakt STOP. Lina live STOP (quiet-machine lock). VG: motiverar isolation först och 24 V-styr före 440-last. IG: GO kåpa; TS-blankett ja; GO PE; GO live; hoppar isolation.</w:t>
+        <w:t xml:space="preserve"> Kedja: 1 symptom, 2 isolation/tvåpol, 3 ritning styr/last, 4 instrument, 5 ett test. 440 = look-not-touch. PE-jakt STOP. Lina live STOP (quiet-machine lock). VG: motiverar isolation först och 24 V-styr före 440-last. IG: GO kåpa; TS-blankett ja; GO PE; GO live; hoppar isolation. Räkna: 0 V / 0 A → öppna i styr.</w:t>
+      </w:r>
+    </w:p>
+    <w:p>
+      <w:pPr>
+        <w:spacing w:before="200" w:after="80"/>
+        <w:pBdr>
+          <w:top w:val="single" w:sz="6" w:space="4" w:color="111111"/>
+        </w:pBdr>
+      </w:pPr>
+      <w:r>
+        <w:rPr>
+          <w:rFonts w:ascii="IBM Plex Sans" w:hAnsi="IBM Plex Sans" w:eastAsia="IBM Plex Sans" w:cs="IBM Plex Sans"/>
+          <w:b/>
+          <w:color w:val="111111"/>
+          <w:sz w:val="26"/>
+        </w:rPr>
+        <w:t>Räkna</w:t>
+      </w:r>
+    </w:p>
+    <w:p>
+      <w:pPr>
+        <w:spacing w:before="0" w:after="120" w:line="276" w:lineRule="auto"/>
+      </w:pPr>
+      <w:r>
+        <w:rPr>
+          <w:rFonts w:ascii="IBM Plex Sans" w:hAnsi="IBM Plex Sans" w:eastAsia="IBM Plex Sans" w:cs="IBM Plex Sans"/>
+          <w:b w:val="0"/>
+          <w:color w:val="111111"/>
+          <w:sz w:val="21"/>
+        </w:rPr>
+        <w:t xml:space="preserve">Väntat </w:t>
+      </w:r>
+      <w:r>
+        <w:rPr>
+          <w:rFonts w:ascii="IBM Plex Sans" w:hAnsi="IBM Plex Sans" w:eastAsia="IBM Plex Sans" w:cs="IBM Plex Sans"/>
+          <w:b/>
+          <w:color w:val="111111"/>
+          <w:sz w:val="21"/>
+        </w:rPr>
+        <w:t>24 V</w:t>
+      </w:r>
+      <w:r>
+        <w:rPr>
+          <w:rFonts w:ascii="IBM Plex Sans" w:hAnsi="IBM Plex Sans" w:eastAsia="IBM Plex Sans" w:cs="IBM Plex Sans"/>
+          <w:b w:val="0"/>
+          <w:color w:val="111111"/>
+          <w:sz w:val="21"/>
+        </w:rPr>
+        <w:t xml:space="preserve"> vid spole, foto </w:t>
+      </w:r>
+      <w:r>
+        <w:rPr>
+          <w:rFonts w:ascii="IBM Plex Sans" w:hAnsi="IBM Plex Sans" w:eastAsia="IBM Plex Sans" w:cs="IBM Plex Sans"/>
+          <w:b/>
+          <w:color w:val="111111"/>
+          <w:sz w:val="21"/>
+        </w:rPr>
+        <w:t>0 V</w:t>
+      </w:r>
+      <w:r>
+        <w:rPr>
+          <w:rFonts w:ascii="IBM Plex Sans" w:hAnsi="IBM Plex Sans" w:eastAsia="IBM Plex Sans" w:cs="IBM Plex Sans"/>
+          <w:b w:val="0"/>
+          <w:color w:val="111111"/>
+          <w:sz w:val="21"/>
+        </w:rPr>
+        <w:t xml:space="preserve">. Väntat I </w:t>
+      </w:r>
+      <w:r>
+        <w:rPr>
+          <w:rFonts w:ascii="IBM Plex Sans" w:hAnsi="IBM Plex Sans" w:eastAsia="IBM Plex Sans" w:cs="IBM Plex Sans"/>
+          <w:b/>
+          <w:color w:val="111111"/>
+          <w:sz w:val="21"/>
+        </w:rPr>
+        <w:t>0,20 A</w:t>
+      </w:r>
+      <w:r>
+        <w:rPr>
+          <w:rFonts w:ascii="IBM Plex Sans" w:hAnsi="IBM Plex Sans" w:eastAsia="IBM Plex Sans" w:cs="IBM Plex Sans"/>
+          <w:b w:val="0"/>
+          <w:color w:val="111111"/>
+          <w:sz w:val="21"/>
+        </w:rPr>
+        <w:t xml:space="preserve">, mätt </w:t>
+      </w:r>
+      <w:r>
+        <w:rPr>
+          <w:rFonts w:ascii="IBM Plex Sans" w:hAnsi="IBM Plex Sans" w:eastAsia="IBM Plex Sans" w:cs="IBM Plex Sans"/>
+          <w:b/>
+          <w:color w:val="111111"/>
+          <w:sz w:val="21"/>
+        </w:rPr>
+        <w:t>0</w:t>
+      </w:r>
+      <w:r>
+        <w:rPr>
+          <w:rFonts w:ascii="IBM Plex Sans" w:hAnsi="IBM Plex Sans" w:eastAsia="IBM Plex Sans" w:cs="IBM Plex Sans"/>
+          <w:b w:val="0"/>
+          <w:color w:val="111111"/>
+          <w:sz w:val="21"/>
+        </w:rPr>
+        <w:t>.</w:t>
+      </w:r>
+    </w:p>
+    <w:p>
+      <w:pPr>
+        <w:spacing w:before="0" w:after="120" w:line="276" w:lineRule="auto"/>
+      </w:pPr>
+      <w:r>
+        <w:rPr>
+          <w:rFonts w:ascii="IBM Plex Sans" w:hAnsi="IBM Plex Sans" w:eastAsia="IBM Plex Sans" w:cs="IBM Plex Sans"/>
+          <w:b w:val="0"/>
+          <w:color w:val="111111"/>
+          <w:sz w:val="21"/>
+        </w:rPr>
+        <w:t xml:space="preserve">Öppna i </w:t>
+      </w:r>
+      <w:r>
+        <w:rPr>
+          <w:rFonts w:ascii="IBM Plex Sans" w:hAnsi="IBM Plex Sans" w:eastAsia="IBM Plex Sans" w:cs="IBM Plex Sans"/>
+          <w:b/>
+          <w:color w:val="111111"/>
+          <w:sz w:val="21"/>
+        </w:rPr>
+        <w:t>styr</w:t>
+      </w:r>
+      <w:r>
+        <w:rPr>
+          <w:rFonts w:ascii="IBM Plex Sans" w:hAnsi="IBM Plex Sans" w:eastAsia="IBM Plex Sans" w:cs="IBM Plex Sans"/>
+          <w:b w:val="0"/>
+          <w:color w:val="111111"/>
+          <w:sz w:val="21"/>
+        </w:rPr>
+        <w:t>. Inte PE-jakt. Inte live 440.</w:t>
+      </w:r>
+    </w:p>
+    <w:p>
+      <w:pPr>
+        <w:spacing w:before="0" w:after="120" w:line="276" w:lineRule="auto"/>
+      </w:pPr>
+      <w:r>
+        <w:rPr>
+          <w:rFonts w:ascii="IBM Plex Sans" w:hAnsi="IBM Plex Sans" w:eastAsia="IBM Plex Sans" w:cs="IBM Plex Sans"/>
+          <w:b w:val="0"/>
+          <w:color w:val="111111"/>
+          <w:sz w:val="21"/>
+        </w:rPr>
+        <w:t>Elektriker: inte PE-jakt. Inte live 440. Ingenjör: 0 V vid spolen är styr, inte lastjakt.</w:t>
       </w:r>
     </w:p>
     <w:p>
